--- a/4.质量管理/2.运行记录类文件/JXTX-04-12-运维服务质量管理内审检查表.docx
+++ b/4.质量管理/2.运行记录类文件/JXTX-04-12-运维服务质量管理内审检查表.docx
@@ -132,7 +132,67 @@
           <w:rFonts w:hint="eastAsia"/>
           <w:lang w:val="en-US" w:eastAsia="zh-CN"/>
         </w:rPr>
-        <w:t>江西通信产业服务有限公司</w:t>
+        <w:t>江西</w:t>
+      </w:r>
+      <w:bookmarkStart w:id="2" w:name="_GoBack"/>
+      <w:r>
+        <w:drawing>
+          <wp:anchor distT="0" distB="0" distL="114300" distR="114300" simplePos="0" relativeHeight="251661312" behindDoc="1" locked="0" layoutInCell="1" allowOverlap="1">
+            <wp:simplePos x="0" y="0"/>
+            <wp:positionH relativeFrom="column">
+              <wp:posOffset>-19050</wp:posOffset>
+            </wp:positionH>
+            <wp:positionV relativeFrom="paragraph">
+              <wp:posOffset>-22225</wp:posOffset>
+            </wp:positionV>
+            <wp:extent cx="5304790" cy="8893810"/>
+            <wp:effectExtent l="0" t="0" r="13970" b="6350"/>
+            <wp:wrapNone/>
+            <wp:docPr id="1" name="图片 1"/>
+            <wp:cNvGraphicFramePr>
+              <a:graphicFrameLocks xmlns:a="http://schemas.openxmlformats.org/drawingml/2006/main" noChangeAspect="1"/>
+            </wp:cNvGraphicFramePr>
+            <a:graphic xmlns:a="http://schemas.openxmlformats.org/drawingml/2006/main">
+              <a:graphicData uri="http://schemas.openxmlformats.org/drawingml/2006/picture">
+                <pic:pic xmlns:pic="http://schemas.openxmlformats.org/drawingml/2006/picture">
+                  <pic:nvPicPr>
+                    <pic:cNvPr id="1" name="图片 1"/>
+                    <pic:cNvPicPr>
+                      <a:picLocks noChangeAspect="1"/>
+                    </pic:cNvPicPr>
+                  </pic:nvPicPr>
+                  <pic:blipFill>
+                    <a:blip r:embed="rId10"/>
+                    <a:stretch>
+                      <a:fillRect/>
+                    </a:stretch>
+                  </pic:blipFill>
+                  <pic:spPr>
+                    <a:xfrm>
+                      <a:off x="0" y="0"/>
+                      <a:ext cx="5304790" cy="8893810"/>
+                    </a:xfrm>
+                    <a:prstGeom prst="rect">
+                      <a:avLst/>
+                    </a:prstGeom>
+                    <a:noFill/>
+                    <a:ln>
+                      <a:noFill/>
+                    </a:ln>
+                  </pic:spPr>
+                </pic:pic>
+              </a:graphicData>
+            </a:graphic>
+          </wp:anchor>
+        </w:drawing>
+      </w:r>
+      <w:bookmarkEnd w:id="2"/>
+      <w:r>
+        <w:rPr>
+          <w:rFonts w:hint="eastAsia"/>
+          <w:lang w:val="en-US" w:eastAsia="zh-CN"/>
+        </w:rPr>
+        <w:t>通信产业服务有限公司</w:t>
       </w:r>
       <w:bookmarkEnd w:id="0"/>
     </w:p>
@@ -730,18 +790,7 @@
                 <w:vertAlign w:val="baseline"/>
                 <w:lang w:val="en-US" w:eastAsia="zh-CN"/>
               </w:rPr>
-              <w:t>2025.11</w:t>
-            </w:r>
-            <w:bookmarkStart w:id="2" w:name="_GoBack"/>
-            <w:bookmarkEnd w:id="2"/>
-            <w:r>
-              <w:rPr>
-                <w:rFonts w:hint="eastAsia"/>
-                <w:u w:val="single"/>
-                <w:vertAlign w:val="baseline"/>
-                <w:lang w:val="en-US" w:eastAsia="zh-CN"/>
-              </w:rPr>
-              <w:t>.15</w:t>
+              <w:t>2025.11.15</w:t>
             </w:r>
           </w:p>
         </w:tc>
@@ -14083,12 +14132,6 @@
             <w:insideH w:val="single" w:color="000000" w:sz="8" w:space="0"/>
             <w:insideV w:val="single" w:color="000000" w:sz="8" w:space="0"/>
           </w:tblBorders>
-          <w:tblCellMar>
-            <w:top w:w="0" w:type="dxa"/>
-            <w:left w:w="0" w:type="dxa"/>
-            <w:bottom w:w="0" w:type="dxa"/>
-            <w:right w:w="0" w:type="dxa"/>
-          </w:tblCellMar>
         </w:tblPrEx>
         <w:trPr>
           <w:trHeight w:val="2014" w:hRule="atLeast"/>
@@ -30861,6 +30904,12 @@
             <w:insideH w:val="single" w:color="000000" w:sz="8" w:space="0"/>
             <w:insideV w:val="single" w:color="000000" w:sz="8" w:space="0"/>
           </w:tblBorders>
+          <w:tblCellMar>
+            <w:top w:w="0" w:type="dxa"/>
+            <w:left w:w="0" w:type="dxa"/>
+            <w:bottom w:w="0" w:type="dxa"/>
+            <w:right w:w="0" w:type="dxa"/>
+          </w:tblCellMar>
         </w:tblPrEx>
         <w:trPr>
           <w:trHeight w:val="3016" w:hRule="atLeast"/>
@@ -32712,12 +32761,6 @@
             <w:insideH w:val="single" w:color="000000" w:sz="8" w:space="0"/>
             <w:insideV w:val="single" w:color="000000" w:sz="8" w:space="0"/>
           </w:tblBorders>
-          <w:tblCellMar>
-            <w:top w:w="0" w:type="dxa"/>
-            <w:left w:w="0" w:type="dxa"/>
-            <w:bottom w:w="0" w:type="dxa"/>
-            <w:right w:w="0" w:type="dxa"/>
-          </w:tblCellMar>
         </w:tblPrEx>
         <w:trPr>
           <w:trHeight w:val="2510" w:hRule="atLeast"/>
